--- a/static/downloads/en/docx/layer-2/authority-registry.docx
+++ b/static/downloads/en/docx/layer-2/authority-registry.docx
@@ -87,7 +87,7 @@
         <w:t xml:space="preserve"> </w:t>
       </w:r>
       <w:r>
-        <w:t xml:space="preserve">2026-04-28</w:t>
+        <w:t xml:space="preserve">2026-04-29</w:t>
       </w:r>
     </w:p>
     <w:p>

--- a/static/downloads/en/docx/layer-2/authority-registry.docx
+++ b/static/downloads/en/docx/layer-2/authority-registry.docx
@@ -87,7 +87,7 @@
         <w:t xml:space="preserve"> </w:t>
       </w:r>
       <w:r>
-        <w:t xml:space="preserve">2026-06-26</w:t>
+        <w:t xml:space="preserve">2026-07-07</w:t>
       </w:r>
     </w:p>
     <w:p>
@@ -238,10 +238,10 @@
     </w:p>
     <w:p>
       <w:pPr>
-        <w:pStyle w:val="BlockText"/>
-      </w:pPr>
-      <w:r>
-        <w:t xml:space="preserve">Lists all roles, circles, or bodies that hold decision-making authority, along with their explicit scope, limits, and term.</w:t>
+        <w:pStyle w:val="FirstParagraph"/>
+      </w:pPr>
+      <w:r>
+        <w:t xml:space="preserve">&gt; Lists all roles, circles, or bodies that hold decision-making authority, along with their explicit scope, limits, and term.</w:t>
       </w:r>
     </w:p>
     <w:p>
@@ -387,8 +387,14 @@
     </w:p>
     <w:p>
       <w:pPr>
-        <w:pStyle w:val="BlockText"/>
-      </w:pPr>
+        <w:pStyle w:val="BodyText"/>
+      </w:pPr>
+      <w:r>
+        <w:t xml:space="preserve">&gt;</w:t>
+      </w:r>
+      <w:r>
+        <w:t xml:space="preserve"> </w:t>
+      </w:r>
       <w:r>
         <w:rPr>
           <w:b/>
@@ -396,19 +402,29 @@
         </w:rPr>
         <w:t xml:space="preserve">Rationale — Why write every authority down</w:t>
       </w:r>
-    </w:p>
-    <w:p>
-      <w:pPr>
-        <w:pStyle w:val="BlockText"/>
-      </w:pPr>
-      <w:r>
-        <w:t xml:space="preserve">Authority that is not explicitly registered gets filled in by default — by whoever has been around longest, speaks loudest, or controls the keys. A single registry that names every role, bounds its scope, caps its limits, and ties its basis to a delegation act makes unauthorized action detectable and prevents authority from being derived from charisma, seniority, or ownership.</w:t>
-      </w:r>
-    </w:p>
-    <w:p>
-      <w:pPr>
-        <w:pStyle w:val="BlockText"/>
-      </w:pPr>
+      <w:r>
+        <w:t xml:space="preserve"> </w:t>
+      </w:r>
+      <w:r>
+        <w:t xml:space="preserve">&gt;</w:t>
+      </w:r>
+      <w:r>
+        <w:t xml:space="preserve"> </w:t>
+      </w:r>
+      <w:r>
+        <w:t xml:space="preserve">&gt; Authority that is not explicitly registered gets filled in by default — by whoever has been around longest, speaks loudest, or controls the keys. A single registry that names every role, bounds its scope, caps its limits, and ties its basis to a delegation act makes unauthorized action detectable and prevents authority from being derived from charisma, seniority, or ownership.</w:t>
+      </w:r>
+    </w:p>
+    <w:p>
+      <w:pPr>
+        <w:pStyle w:val="BodyText"/>
+      </w:pPr>
+      <w:r>
+        <w:t xml:space="preserve">&gt;</w:t>
+      </w:r>
+      <w:r>
+        <w:t xml:space="preserve"> </w:t>
+      </w:r>
       <w:r>
         <w:rPr>
           <w:b/>
@@ -416,13 +432,17 @@
         </w:rPr>
         <w:t xml:space="preserve">Instructions — How to fill this in</w:t>
       </w:r>
-    </w:p>
-    <w:p>
-      <w:pPr>
-        <w:pStyle w:val="BlockText"/>
-      </w:pPr>
-      <w:r>
-        <w:t xml:space="preserve">For each role, body, or circle that holds authority, list the scope of authority, hard limits, term/duration, and the basis (membership state, delegation act, etc.). The collective body of Full Members is itself an authority and belongs in this table.</w:t>
+      <w:r>
+        <w:t xml:space="preserve"> </w:t>
+      </w:r>
+      <w:r>
+        <w:t xml:space="preserve">&gt;</w:t>
+      </w:r>
+      <w:r>
+        <w:t xml:space="preserve"> </w:t>
+      </w:r>
+      <w:r>
+        <w:t xml:space="preserve">&gt; For each role, body, or circle that holds authority, list the scope of authority, hard limits, term/duration, and the basis (membership state, delegation act, etc.). The collective body of Full Members is itself an authority and belongs in this table.</w:t>
       </w:r>
     </w:p>
     <w:tbl>
@@ -520,6 +540,13 @@
             <w:pPr>
               <w:pStyle w:val="Compact"/>
             </w:pPr>
+            <w:r>
+              <w:rPr>
+                <w:i/>
+                <w:iCs/>
+              </w:rPr>
+              <w:t xml:space="preserve">&lt;scope&gt;</w:t>
+            </w:r>
           </w:p>
         </w:tc>
         <w:tc>
@@ -543,6 +570,13 @@
             <w:pPr>
               <w:pStyle w:val="Compact"/>
             </w:pPr>
+            <w:r>
+              <w:rPr>
+                <w:i/>
+                <w:iCs/>
+              </w:rPr>
+              <w:t xml:space="preserve">&lt;duration&gt;</w:t>
+            </w:r>
           </w:p>
         </w:tc>
         <w:tc>
@@ -583,22 +617,43 @@
             <w:pPr>
               <w:pStyle w:val="Compact"/>
             </w:pPr>
-          </w:p>
-        </w:tc>
-        <w:tc>
-          <w:tcPr/>
-          <w:p>
-            <w:pPr>
-              <w:pStyle w:val="Compact"/>
-            </w:pPr>
-          </w:p>
-        </w:tc>
-        <w:tc>
-          <w:tcPr/>
-          <w:p>
-            <w:pPr>
-              <w:pStyle w:val="Compact"/>
-            </w:pPr>
+            <w:r>
+              <w:rPr>
+                <w:i/>
+                <w:iCs/>
+              </w:rPr>
+              <w:t xml:space="preserve">&lt;scope&gt;</w:t>
+            </w:r>
+          </w:p>
+        </w:tc>
+        <w:tc>
+          <w:tcPr/>
+          <w:p>
+            <w:pPr>
+              <w:pStyle w:val="Compact"/>
+            </w:pPr>
+            <w:r>
+              <w:rPr>
+                <w:i/>
+                <w:iCs/>
+              </w:rPr>
+              <w:t xml:space="preserve">&lt;limits&gt;</w:t>
+            </w:r>
+          </w:p>
+        </w:tc>
+        <w:tc>
+          <w:tcPr/>
+          <w:p>
+            <w:pPr>
+              <w:pStyle w:val="Compact"/>
+            </w:pPr>
+            <w:r>
+              <w:rPr>
+                <w:i/>
+                <w:iCs/>
+              </w:rPr>
+              <w:t xml:space="preserve">&lt;duration&gt;</w:t>
+            </w:r>
           </w:p>
         </w:tc>
         <w:tc>
@@ -639,6 +694,13 @@
             <w:pPr>
               <w:pStyle w:val="Compact"/>
             </w:pPr>
+            <w:r>
+              <w:rPr>
+                <w:i/>
+                <w:iCs/>
+              </w:rPr>
+              <w:t xml:space="preserve">&lt;scope&gt;</w:t>
+            </w:r>
           </w:p>
         </w:tc>
         <w:tc>
@@ -662,14 +724,28 @@
             <w:pPr>
               <w:pStyle w:val="Compact"/>
             </w:pPr>
-          </w:p>
-        </w:tc>
-        <w:tc>
-          <w:tcPr/>
-          <w:p>
-            <w:pPr>
-              <w:pStyle w:val="Compact"/>
-            </w:pPr>
+            <w:r>
+              <w:rPr>
+                <w:i/>
+                <w:iCs/>
+              </w:rPr>
+              <w:t xml:space="preserve">&lt;duration&gt;</w:t>
+            </w:r>
+          </w:p>
+        </w:tc>
+        <w:tc>
+          <w:tcPr/>
+          <w:p>
+            <w:pPr>
+              <w:pStyle w:val="Compact"/>
+            </w:pPr>
+            <w:r>
+              <w:rPr>
+                <w:i/>
+                <w:iCs/>
+              </w:rPr>
+              <w:t xml:space="preserve">&lt;basis&gt;</w:t>
+            </w:r>
           </w:p>
         </w:tc>
       </w:tr>
@@ -753,8 +829,14 @@
     </w:tbl>
     <w:p>
       <w:pPr>
-        <w:pStyle w:val="BlockText"/>
-      </w:pPr>
+        <w:pStyle w:val="BodyText"/>
+      </w:pPr>
+      <w:r>
+        <w:t xml:space="preserve">&gt;</w:t>
+      </w:r>
+      <w:r>
+        <w:t xml:space="preserve"> </w:t>
+      </w:r>
       <w:r>
         <w:rPr>
           <w:b/>
@@ -771,16 +853,16 @@
     </w:p>
     <w:p>
       <w:pPr>
-        <w:pStyle w:val="BlockText"/>
-      </w:pPr>
-      <w:r>
-        <w:t xml:space="preserve">Authority must not be derived from charisma, seniority, ownership, or informal influence.</w:t>
-      </w:r>
-      <w:r>
-        <w:t xml:space="preserve"> </w:t>
-      </w:r>
-      <w:r>
-        <w:t xml:space="preserve">Temporary or emergency authority must be explicitly defined, time-bounded, and subject to review.</w:t>
+        <w:pStyle w:val="BodyText"/>
+      </w:pPr>
+      <w:r>
+        <w:t xml:space="preserve">&gt; Authority must not be derived from charisma, seniority, ownership, or informal influence.</w:t>
+      </w:r>
+      <w:r>
+        <w:t xml:space="preserve"> </w:t>
+      </w:r>
+      <w:r>
+        <w:t xml:space="preserve">&gt; Temporary or emergency authority must be explicitly defined, time-bounded, and subject to review.</w:t>
       </w:r>
     </w:p>
     <w:p>
@@ -818,6 +900,9 @@
       <w:r>
         <w:t xml:space="preserve"> </w:t>
       </w:r>
+      <w:r>
+        <w:t xml:space="preserve">&lt;YYYY-MM-DD&gt;</w:t>
+      </w:r>
     </w:p>
     <w:p>
       <w:pPr>
@@ -859,6 +944,9 @@
       <w:r>
         <w:t xml:space="preserve"> </w:t>
       </w:r>
+      <w:r>
+        <w:t xml:space="preserve">&lt;version&gt;</w:t>
+      </w:r>
     </w:p>
     <w:p>
       <w:pPr>
@@ -877,6 +965,9 @@
       </w:r>
       <w:r>
         <w:t xml:space="preserve"> </w:t>
+      </w:r>
+      <w:r>
+        <w:t xml:space="preserve">&lt;link to decision record&gt;</w:t>
       </w:r>
     </w:p>
     <w:bookmarkEnd w:id="17"/>

--- a/static/downloads/en/docx/layer-2/authority-registry.docx
+++ b/static/downloads/en/docx/layer-2/authority-registry.docx
@@ -87,7 +87,7 @@
         <w:t xml:space="preserve"> </w:t>
       </w:r>
       <w:r>
-        <w:t xml:space="preserve">2026-07-07</w:t>
+        <w:t xml:space="preserve">2026-08-31</w:t>
       </w:r>
     </w:p>
     <w:p>
